--- a/files/工作属性维度科学文献检索-对话.docx
+++ b/files/工作属性维度科学文献检索-对话.docx
@@ -1478,6 +1478,7 @@
           <w:i w:val="0"/>
           <w:color w:val="212529"/>
           <w:sz w:val="22"/>
+          <w:szCs w:val="22"/>
         </w:rPr>
         <w:t>张姝玥、许燕、王芳，北师大心理。</w:t>
       </w:r>
@@ -1488,8 +1489,34 @@
           <w:i w:val="0"/>
           <w:color w:val="212529"/>
           <w:sz w:val="22"/>
+          <w:szCs w:val="22"/>
         </w:rPr>
-        <w:t xml:space="preserve"> 工作要求、工作资源对警察倦怠和投入的预测（《中国健康心理学杂志》2007, 15(1): 14–16）</w:t>
+        <w:t xml:space="preserve"> </w:t>
+      </w:r>
+      <w:hyperlink r:id="rId29">
+        <w:r>
+          <w:rPr>
+            <w:rFonts w:ascii="宋体" w:hAnsi="宋体" w:eastAsia="宋体"/>
+            <w:b w:val="0"/>
+            <w:i w:val="0"/>
+            <w:color w:val="0563C1"/>
+            <w:u w:val="single"/>
+            <w:sz w:val="22"/>
+            <w:szCs w:val="22"/>
+          </w:rPr>
+          <w:t>工作要求、工作资源对警察倦怠和投入的预测</w:t>
+        </w:r>
+      </w:hyperlink>
+      <w:r>
+        <w:rPr>
+          <w:rFonts w:ascii="宋体" w:hAnsi="宋体" w:eastAsia="宋体"/>
+          <w:b w:val="0"/>
+          <w:i w:val="0"/>
+          <w:color w:val="212529"/>
+          <w:sz w:val="22"/>
+          <w:szCs w:val="22"/>
+        </w:rPr>
+        <w:t>（《中国健康心理学杂志》2007, 15(1): 14–16）</w:t>
       </w:r>
     </w:p>
     <w:p>
